--- a/Практика2/отчет по госту.docx
+++ b/Практика2/отчет по госту.docx
@@ -1515,7 +1515,7 @@
           <w:shd w:val="clear" w:color="auto" w:fill="FFFFFF"/>
         </w:rPr>
         <w:drawing>
-          <wp:inline distT="0" distB="0" distL="0" distR="0" wp14:anchorId="03458670" wp14:editId="02208C5A">
+          <wp:inline distT="0" distB="0" distL="0" distR="0" wp14:anchorId="03458670" wp14:editId="5CA25FA3">
             <wp:extent cx="3528060" cy="2804160"/>
             <wp:effectExtent l="0" t="0" r="0" b="0"/>
             <wp:docPr id="206763862" name="Рисунок 12" descr="Изображение выглядит как текст, снимок экрана, программное обеспечение, Мультимедийное программное обеспечение&#10;&#10;Содержимое, созданное искусственным интеллектом, может быть неверным."/>
@@ -1573,7 +1573,6 @@
           <w:sz w:val="28"/>
           <w:szCs w:val="28"/>
           <w:shd w:val="clear" w:color="auto" w:fill="FFFFFF"/>
-          <w:lang w:val="en-US"/>
         </w:rPr>
       </w:pPr>
       <w:r>
@@ -1591,7 +1590,6 @@
           <w:sz w:val="28"/>
           <w:szCs w:val="28"/>
           <w:shd w:val="clear" w:color="auto" w:fill="FFFFFF"/>
-          <w:lang w:val="en-US"/>
         </w:rPr>
         <w:t xml:space="preserve"> </w:t>
       </w:r>
@@ -1610,7 +1608,6 @@
           <w:sz w:val="28"/>
           <w:szCs w:val="28"/>
           <w:shd w:val="clear" w:color="auto" w:fill="FFFFFF"/>
-          <w:lang w:val="en-US"/>
         </w:rPr>
         <w:t>:</w:t>
       </w:r>
@@ -1624,18 +1621,73 @@
           <w:sz w:val="28"/>
           <w:szCs w:val="28"/>
           <w:shd w:val="clear" w:color="auto" w:fill="FFFFFF"/>
-          <w:lang w:val="en-US"/>
-        </w:rPr>
-      </w:pPr>
-      <w:r>
-        <w:rPr>
-          <w:rFonts w:ascii="Times New Roman" w:hAnsi="Times New Roman" w:cs="Times New Roman"/>
-          <w:sz w:val="28"/>
-          <w:szCs w:val="28"/>
-          <w:shd w:val="clear" w:color="auto" w:fill="FFFFFF"/>
-          <w:lang w:val="en-US"/>
-        </w:rPr>
-        <w:t>{{ header }}{{ column_left }}</w:t>
+        </w:rPr>
+      </w:pPr>
+      <w:r>
+        <w:rPr>
+          <w:rFonts w:ascii="Times New Roman" w:hAnsi="Times New Roman" w:cs="Times New Roman"/>
+          <w:sz w:val="28"/>
+          <w:szCs w:val="28"/>
+          <w:shd w:val="clear" w:color="auto" w:fill="FFFFFF"/>
+        </w:rPr>
+        <w:t xml:space="preserve">{{ </w:t>
+      </w:r>
+      <w:r>
+        <w:rPr>
+          <w:rFonts w:ascii="Times New Roman" w:hAnsi="Times New Roman" w:cs="Times New Roman"/>
+          <w:sz w:val="28"/>
+          <w:szCs w:val="28"/>
+          <w:shd w:val="clear" w:color="auto" w:fill="FFFFFF"/>
+          <w:lang w:val="en-US"/>
+        </w:rPr>
+        <w:t>header</w:t>
+      </w:r>
+      <w:r>
+        <w:rPr>
+          <w:rFonts w:ascii="Times New Roman" w:hAnsi="Times New Roman" w:cs="Times New Roman"/>
+          <w:sz w:val="28"/>
+          <w:szCs w:val="28"/>
+          <w:shd w:val="clear" w:color="auto" w:fill="FFFFFF"/>
+        </w:rPr>
+        <w:t xml:space="preserve"> }}{{ </w:t>
+      </w:r>
+      <w:r>
+        <w:rPr>
+          <w:rFonts w:ascii="Times New Roman" w:hAnsi="Times New Roman" w:cs="Times New Roman"/>
+          <w:sz w:val="28"/>
+          <w:szCs w:val="28"/>
+          <w:shd w:val="clear" w:color="auto" w:fill="FFFFFF"/>
+          <w:lang w:val="en-US"/>
+        </w:rPr>
+        <w:t>column</w:t>
+      </w:r>
+      <w:r>
+        <w:rPr>
+          <w:rFonts w:ascii="Times New Roman" w:hAnsi="Times New Roman" w:cs="Times New Roman"/>
+          <w:sz w:val="28"/>
+          <w:szCs w:val="28"/>
+          <w:shd w:val="clear" w:color="auto" w:fill="FFFFFF"/>
+        </w:rPr>
+        <w:t>_</w:t>
+      </w:r>
+      <w:r>
+        <w:rPr>
+          <w:rFonts w:ascii="Times New Roman" w:hAnsi="Times New Roman" w:cs="Times New Roman"/>
+          <w:sz w:val="28"/>
+          <w:szCs w:val="28"/>
+          <w:shd w:val="clear" w:color="auto" w:fill="FFFFFF"/>
+          <w:lang w:val="en-US"/>
+        </w:rPr>
+        <w:t>left</w:t>
+      </w:r>
+      <w:r>
+        <w:rPr>
+          <w:rFonts w:ascii="Times New Roman" w:hAnsi="Times New Roman" w:cs="Times New Roman"/>
+          <w:sz w:val="28"/>
+          <w:szCs w:val="28"/>
+          <w:shd w:val="clear" w:color="auto" w:fill="FFFFFF"/>
+        </w:rPr>
+        <w:t xml:space="preserve"> }}</w:t>
       </w:r>
     </w:p>
     <w:p>
@@ -3363,7 +3415,7 @@
           <w:shd w:val="clear" w:color="auto" w:fill="FFFFFF"/>
         </w:rPr>
         <w:drawing>
-          <wp:inline distT="0" distB="0" distL="0" distR="0" wp14:anchorId="1D4327B1" wp14:editId="5871002C">
+          <wp:inline distT="0" distB="0" distL="0" distR="0" wp14:anchorId="1D4327B1" wp14:editId="67CA72C8">
             <wp:extent cx="4221480" cy="2819400"/>
             <wp:effectExtent l="0" t="0" r="7620" b="0"/>
             <wp:docPr id="818703643" name="Рисунок 11" descr="Изображение выглядит как текст, снимок экрана, программное обеспечение, Мультимедийное программное обеспечение&#10;&#10;Содержимое, созданное искусственным интеллектом, может быть неверным."/>
@@ -4816,6 +4868,7 @@
           <w:sz w:val="28"/>
           <w:szCs w:val="28"/>
           <w:shd w:val="clear" w:color="auto" w:fill="FFFFFF"/>
+          <w:lang w:val="en-US"/>
         </w:rPr>
       </w:pPr>
       <w:r>
@@ -4834,6 +4887,7 @@
           <w:sz w:val="28"/>
           <w:szCs w:val="28"/>
           <w:shd w:val="clear" w:color="auto" w:fill="FFFFFF"/>
+          <w:lang w:val="en-US"/>
         </w:rPr>
         <w:t>}</w:t>
       </w:r>
@@ -4848,6 +4902,7 @@
           <w:sz w:val="28"/>
           <w:szCs w:val="28"/>
           <w:shd w:val="clear" w:color="auto" w:fill="FFFFFF"/>
+          <w:lang w:val="en-US"/>
         </w:rPr>
       </w:pPr>
     </w:p>
@@ -4870,6 +4925,7 @@
           <w:sz w:val="28"/>
           <w:szCs w:val="28"/>
           <w:shd w:val="clear" w:color="auto" w:fill="FFFFFF"/>
+          <w:lang w:val="en-US"/>
         </w:rPr>
         <w:t xml:space="preserve">        </w:t>
       </w:r>
@@ -6560,21 +6616,7 @@
           <w:sz w:val="28"/>
           <w:szCs w:val="28"/>
         </w:rPr>
-        <w:t>в</w:t>
-      </w:r>
-      <w:r>
-        <w:rPr>
-          <w:sz w:val="28"/>
-          <w:szCs w:val="28"/>
-        </w:rPr>
-        <w:t>ходящи</w:t>
-      </w:r>
-      <w:r>
-        <w:rPr>
-          <w:sz w:val="28"/>
-          <w:szCs w:val="28"/>
-        </w:rPr>
-        <w:t>е</w:t>
+        <w:t>входящие</w:t>
       </w:r>
       <w:r>
         <w:rPr>
@@ -6665,14 +6707,7 @@
           <w:sz w:val="28"/>
           <w:szCs w:val="28"/>
         </w:rPr>
-        <w:t>перекодировать</w:t>
-      </w:r>
-      <w:r>
-        <w:rPr>
-          <w:sz w:val="28"/>
-          <w:szCs w:val="28"/>
-        </w:rPr>
-        <w:t xml:space="preserve">, </w:t>
+        <w:t xml:space="preserve">перекодировать, </w:t>
       </w:r>
       <w:r>
         <w:rPr>
@@ -6686,14 +6721,7 @@
           <w:sz w:val="28"/>
           <w:szCs w:val="28"/>
         </w:rPr>
-        <w:t xml:space="preserve"> </w:t>
-      </w:r>
-      <w:r>
-        <w:rPr>
-          <w:sz w:val="28"/>
-          <w:szCs w:val="28"/>
-        </w:rPr>
-        <w:t>перекодировать</w:t>
+        <w:t xml:space="preserve"> перекодировать</w:t>
       </w:r>
       <w:r>
         <w:rPr>
@@ -8540,15 +8568,13 @@
           <w:rFonts w:ascii="Times New Roman" w:hAnsi="Times New Roman" w:cs="Times New Roman"/>
           <w:sz w:val="28"/>
           <w:szCs w:val="28"/>
-          <w:lang w:val="en-US"/>
-        </w:rPr>
-      </w:pPr>
-      <w:r>
-        <w:rPr>
-          <w:rFonts w:ascii="Times New Roman" w:hAnsi="Times New Roman" w:cs="Times New Roman"/>
-          <w:sz w:val="28"/>
-          <w:szCs w:val="28"/>
-          <w:lang w:val="en-US"/>
+        </w:rPr>
+      </w:pPr>
+      <w:r>
+        <w:rPr>
+          <w:rFonts w:ascii="Times New Roman" w:hAnsi="Times New Roman" w:cs="Times New Roman"/>
+          <w:sz w:val="28"/>
+          <w:szCs w:val="28"/>
         </w:rPr>
         <w:t>}</w:t>
       </w:r>
@@ -8560,7 +8586,6 @@
           <w:rFonts w:ascii="Times New Roman" w:hAnsi="Times New Roman" w:cs="Times New Roman"/>
           <w:sz w:val="28"/>
           <w:szCs w:val="28"/>
-          <w:lang w:val="en-US"/>
         </w:rPr>
       </w:pPr>
     </w:p>
@@ -9589,7 +9614,6 @@
           <w:rFonts w:ascii="Times New Roman" w:hAnsi="Times New Roman" w:cs="Times New Roman"/>
           <w:sz w:val="28"/>
           <w:szCs w:val="28"/>
-          <w:lang w:val="en-US"/>
         </w:rPr>
       </w:pPr>
       <w:r>
@@ -9608,7 +9632,83 @@
           <w:szCs w:val="28"/>
           <w:lang w:val="en-US"/>
         </w:rPr>
-        <w:t>if ($fileout == null) return exitError("</w:t>
+        <w:t>if</w:t>
+      </w:r>
+      <w:r>
+        <w:rPr>
+          <w:rFonts w:ascii="Times New Roman" w:hAnsi="Times New Roman" w:cs="Times New Roman"/>
+          <w:sz w:val="28"/>
+          <w:szCs w:val="28"/>
+        </w:rPr>
+        <w:t xml:space="preserve"> ($</w:t>
+      </w:r>
+      <w:r>
+        <w:rPr>
+          <w:rFonts w:ascii="Times New Roman" w:hAnsi="Times New Roman" w:cs="Times New Roman"/>
+          <w:sz w:val="28"/>
+          <w:szCs w:val="28"/>
+          <w:lang w:val="en-US"/>
+        </w:rPr>
+        <w:t>fileout</w:t>
+      </w:r>
+      <w:r>
+        <w:rPr>
+          <w:rFonts w:ascii="Times New Roman" w:hAnsi="Times New Roman" w:cs="Times New Roman"/>
+          <w:sz w:val="28"/>
+          <w:szCs w:val="28"/>
+        </w:rPr>
+        <w:t xml:space="preserve"> == </w:t>
+      </w:r>
+      <w:r>
+        <w:rPr>
+          <w:rFonts w:ascii="Times New Roman" w:hAnsi="Times New Roman" w:cs="Times New Roman"/>
+          <w:sz w:val="28"/>
+          <w:szCs w:val="28"/>
+          <w:lang w:val="en-US"/>
+        </w:rPr>
+        <w:t>null</w:t>
+      </w:r>
+      <w:r>
+        <w:rPr>
+          <w:rFonts w:ascii="Times New Roman" w:hAnsi="Times New Roman" w:cs="Times New Roman"/>
+          <w:sz w:val="28"/>
+          <w:szCs w:val="28"/>
+        </w:rPr>
+        <w:t xml:space="preserve">) </w:t>
+      </w:r>
+      <w:r>
+        <w:rPr>
+          <w:rFonts w:ascii="Times New Roman" w:hAnsi="Times New Roman" w:cs="Times New Roman"/>
+          <w:sz w:val="28"/>
+          <w:szCs w:val="28"/>
+          <w:lang w:val="en-US"/>
+        </w:rPr>
+        <w:t>return</w:t>
+      </w:r>
+      <w:r>
+        <w:rPr>
+          <w:rFonts w:ascii="Times New Roman" w:hAnsi="Times New Roman" w:cs="Times New Roman"/>
+          <w:sz w:val="28"/>
+          <w:szCs w:val="28"/>
+        </w:rPr>
+        <w:t xml:space="preserve"> </w:t>
+      </w:r>
+      <w:r>
+        <w:rPr>
+          <w:rFonts w:ascii="Times New Roman" w:hAnsi="Times New Roman" w:cs="Times New Roman"/>
+          <w:sz w:val="28"/>
+          <w:szCs w:val="28"/>
+          <w:lang w:val="en-US"/>
+        </w:rPr>
+        <w:t>exitError</w:t>
+      </w:r>
+      <w:r>
+        <w:rPr>
+          <w:rFonts w:ascii="Times New Roman" w:hAnsi="Times New Roman" w:cs="Times New Roman"/>
+          <w:sz w:val="28"/>
+          <w:szCs w:val="28"/>
+        </w:rPr>
+        <w:t>("</w:t>
       </w:r>
       <w:r>
         <w:rPr>
@@ -9623,7 +9723,6 @@
           <w:rFonts w:ascii="Times New Roman" w:hAnsi="Times New Roman" w:cs="Times New Roman"/>
           <w:sz w:val="28"/>
           <w:szCs w:val="28"/>
-          <w:lang w:val="en-US"/>
         </w:rPr>
         <w:t xml:space="preserve"> </w:t>
       </w:r>
@@ -9640,7 +9739,6 @@
           <w:rFonts w:ascii="Times New Roman" w:hAnsi="Times New Roman" w:cs="Times New Roman"/>
           <w:sz w:val="28"/>
           <w:szCs w:val="28"/>
-          <w:lang w:val="en-US"/>
         </w:rPr>
         <w:t xml:space="preserve"> </w:t>
       </w:r>
@@ -9657,7 +9755,6 @@
           <w:rFonts w:ascii="Times New Roman" w:hAnsi="Times New Roman" w:cs="Times New Roman"/>
           <w:sz w:val="28"/>
           <w:szCs w:val="28"/>
-          <w:lang w:val="en-US"/>
         </w:rPr>
         <w:t xml:space="preserve"> </w:t>
       </w:r>
@@ -9674,7 +9771,6 @@
           <w:rFonts w:ascii="Times New Roman" w:hAnsi="Times New Roman" w:cs="Times New Roman"/>
           <w:sz w:val="28"/>
           <w:szCs w:val="28"/>
-          <w:lang w:val="en-US"/>
         </w:rPr>
         <w:t xml:space="preserve"> </w:t>
       </w:r>
@@ -9691,7 +9787,6 @@
           <w:rFonts w:ascii="Times New Roman" w:hAnsi="Times New Roman" w:cs="Times New Roman"/>
           <w:sz w:val="28"/>
           <w:szCs w:val="28"/>
-          <w:lang w:val="en-US"/>
         </w:rPr>
         <w:t xml:space="preserve"> </w:t>
       </w:r>
@@ -9708,7 +9803,6 @@
           <w:rFonts w:ascii="Times New Roman" w:hAnsi="Times New Roman" w:cs="Times New Roman"/>
           <w:sz w:val="28"/>
           <w:szCs w:val="28"/>
-          <w:lang w:val="en-US"/>
         </w:rPr>
         <w:t>", 106);</w:t>
       </w:r>
@@ -9727,7 +9821,6 @@
           <w:rFonts w:ascii="Times New Roman" w:hAnsi="Times New Roman" w:cs="Times New Roman"/>
           <w:sz w:val="28"/>
           <w:szCs w:val="28"/>
-          <w:lang w:val="en-US"/>
         </w:rPr>
         <w:t xml:space="preserve">    </w:t>
       </w:r>
@@ -10289,35 +10382,58 @@
           <w:rFonts w:ascii="Times New Roman" w:hAnsi="Times New Roman" w:cs="Times New Roman"/>
           <w:sz w:val="28"/>
           <w:szCs w:val="28"/>
-          <w:lang w:val="en-US"/>
-        </w:rPr>
-      </w:pPr>
-      <w:r>
-        <w:rPr>
-          <w:rFonts w:ascii="Times New Roman" w:hAnsi="Times New Roman" w:cs="Times New Roman"/>
-          <w:sz w:val="28"/>
-          <w:szCs w:val="28"/>
-          <w:lang w:val="en-US"/>
-        </w:rPr>
-        <w:t>function createOneTmpFile() {</w:t>
-      </w:r>
-    </w:p>
-    <w:p>
-      <w:pPr>
-        <w:spacing w:after="0" w:line="240" w:lineRule="auto"/>
-        <w:rPr>
-          <w:rFonts w:ascii="Times New Roman" w:hAnsi="Times New Roman" w:cs="Times New Roman"/>
-          <w:sz w:val="28"/>
-          <w:szCs w:val="28"/>
-          <w:lang w:val="en-US"/>
-        </w:rPr>
-      </w:pPr>
-      <w:r>
-        <w:rPr>
-          <w:rFonts w:ascii="Times New Roman" w:hAnsi="Times New Roman" w:cs="Times New Roman"/>
-          <w:sz w:val="28"/>
-          <w:szCs w:val="28"/>
-          <w:lang w:val="en-US"/>
+        </w:rPr>
+      </w:pPr>
+      <w:r>
+        <w:rPr>
+          <w:rFonts w:ascii="Times New Roman" w:hAnsi="Times New Roman" w:cs="Times New Roman"/>
+          <w:sz w:val="28"/>
+          <w:szCs w:val="28"/>
+          <w:lang w:val="en-US"/>
+        </w:rPr>
+        <w:t>function</w:t>
+      </w:r>
+      <w:r>
+        <w:rPr>
+          <w:rFonts w:ascii="Times New Roman" w:hAnsi="Times New Roman" w:cs="Times New Roman"/>
+          <w:sz w:val="28"/>
+          <w:szCs w:val="28"/>
+        </w:rPr>
+        <w:t xml:space="preserve"> </w:t>
+      </w:r>
+      <w:r>
+        <w:rPr>
+          <w:rFonts w:ascii="Times New Roman" w:hAnsi="Times New Roman" w:cs="Times New Roman"/>
+          <w:sz w:val="28"/>
+          <w:szCs w:val="28"/>
+          <w:lang w:val="en-US"/>
+        </w:rPr>
+        <w:t>createOneTmpFile</w:t>
+      </w:r>
+      <w:r>
+        <w:rPr>
+          <w:rFonts w:ascii="Times New Roman" w:hAnsi="Times New Roman" w:cs="Times New Roman"/>
+          <w:sz w:val="28"/>
+          <w:szCs w:val="28"/>
+        </w:rPr>
+        <w:t>() {</w:t>
+      </w:r>
+    </w:p>
+    <w:p>
+      <w:pPr>
+        <w:spacing w:after="0" w:line="240" w:lineRule="auto"/>
+        <w:rPr>
+          <w:rFonts w:ascii="Times New Roman" w:hAnsi="Times New Roman" w:cs="Times New Roman"/>
+          <w:sz w:val="28"/>
+          <w:szCs w:val="28"/>
+          <w:lang w:val="en-US"/>
+        </w:rPr>
+      </w:pPr>
+      <w:r>
+        <w:rPr>
+          <w:rFonts w:ascii="Times New Roman" w:hAnsi="Times New Roman" w:cs="Times New Roman"/>
+          <w:sz w:val="28"/>
+          <w:szCs w:val="28"/>
         </w:rPr>
         <w:t xml:space="preserve">    </w:t>
       </w:r>
@@ -10655,6 +10771,7 @@
           <w:rFonts w:ascii="Times New Roman" w:hAnsi="Times New Roman" w:cs="Times New Roman"/>
           <w:sz w:val="28"/>
           <w:szCs w:val="28"/>
+          <w:lang w:val="en-US"/>
         </w:rPr>
       </w:pPr>
       <w:r>
@@ -10671,6 +10788,7 @@
           <w:rFonts w:ascii="Times New Roman" w:hAnsi="Times New Roman" w:cs="Times New Roman"/>
           <w:sz w:val="28"/>
           <w:szCs w:val="28"/>
+          <w:lang w:val="en-US"/>
         </w:rPr>
         <w:t>}</w:t>
       </w:r>
@@ -10682,13 +10800,15 @@
           <w:rFonts w:ascii="Times New Roman" w:hAnsi="Times New Roman" w:cs="Times New Roman"/>
           <w:sz w:val="28"/>
           <w:szCs w:val="28"/>
-        </w:rPr>
-      </w:pPr>
-      <w:r>
-        <w:rPr>
-          <w:rFonts w:ascii="Times New Roman" w:hAnsi="Times New Roman" w:cs="Times New Roman"/>
-          <w:sz w:val="28"/>
-          <w:szCs w:val="28"/>
+          <w:lang w:val="en-US"/>
+        </w:rPr>
+      </w:pPr>
+      <w:r>
+        <w:rPr>
+          <w:rFonts w:ascii="Times New Roman" w:hAnsi="Times New Roman" w:cs="Times New Roman"/>
+          <w:sz w:val="28"/>
+          <w:szCs w:val="28"/>
+          <w:lang w:val="en-US"/>
         </w:rPr>
         <w:t>}</w:t>
       </w:r>
@@ -10700,23 +10820,26 @@
           <w:rFonts w:ascii="Times New Roman" w:hAnsi="Times New Roman" w:cs="Times New Roman"/>
           <w:sz w:val="28"/>
           <w:szCs w:val="28"/>
-        </w:rPr>
-      </w:pPr>
-    </w:p>
-    <w:p>
-      <w:pPr>
-        <w:spacing w:after="0" w:line="240" w:lineRule="auto"/>
-        <w:rPr>
-          <w:rFonts w:ascii="Times New Roman" w:hAnsi="Times New Roman" w:cs="Times New Roman"/>
-          <w:sz w:val="28"/>
-          <w:szCs w:val="28"/>
-        </w:rPr>
-      </w:pPr>
-      <w:r>
-        <w:rPr>
-          <w:rFonts w:ascii="Times New Roman" w:hAnsi="Times New Roman" w:cs="Times New Roman"/>
-          <w:sz w:val="28"/>
-          <w:szCs w:val="28"/>
+          <w:lang w:val="en-US"/>
+        </w:rPr>
+      </w:pPr>
+    </w:p>
+    <w:p>
+      <w:pPr>
+        <w:spacing w:after="0" w:line="240" w:lineRule="auto"/>
+        <w:rPr>
+          <w:rFonts w:ascii="Times New Roman" w:hAnsi="Times New Roman" w:cs="Times New Roman"/>
+          <w:sz w:val="28"/>
+          <w:szCs w:val="28"/>
+          <w:lang w:val="en-US"/>
+        </w:rPr>
+      </w:pPr>
+      <w:r>
+        <w:rPr>
+          <w:rFonts w:ascii="Times New Roman" w:hAnsi="Times New Roman" w:cs="Times New Roman"/>
+          <w:sz w:val="28"/>
+          <w:szCs w:val="28"/>
+          <w:lang w:val="en-US"/>
         </w:rPr>
         <w:t xml:space="preserve"># </w:t>
       </w:r>
@@ -10733,6 +10856,7 @@
           <w:rFonts w:ascii="Times New Roman" w:hAnsi="Times New Roman" w:cs="Times New Roman"/>
           <w:sz w:val="28"/>
           <w:szCs w:val="28"/>
+          <w:lang w:val="en-US"/>
         </w:rPr>
         <w:t xml:space="preserve"> </w:t>
       </w:r>
@@ -10749,6 +10873,7 @@
           <w:rFonts w:ascii="Times New Roman" w:hAnsi="Times New Roman" w:cs="Times New Roman"/>
           <w:sz w:val="28"/>
           <w:szCs w:val="28"/>
+          <w:lang w:val="en-US"/>
         </w:rPr>
         <w:t xml:space="preserve"> </w:t>
       </w:r>
@@ -10765,6 +10890,7 @@
           <w:rFonts w:ascii="Times New Roman" w:hAnsi="Times New Roman" w:cs="Times New Roman"/>
           <w:sz w:val="28"/>
           <w:szCs w:val="28"/>
+          <w:lang w:val="en-US"/>
         </w:rPr>
         <w:t xml:space="preserve">. </w:t>
       </w:r>
@@ -10781,6 +10907,7 @@
           <w:rFonts w:ascii="Times New Roman" w:hAnsi="Times New Roman" w:cs="Times New Roman"/>
           <w:sz w:val="28"/>
           <w:szCs w:val="28"/>
+          <w:lang w:val="en-US"/>
         </w:rPr>
         <w:t xml:space="preserve"> </w:t>
       </w:r>
@@ -10797,6 +10924,7 @@
           <w:rFonts w:ascii="Times New Roman" w:hAnsi="Times New Roman" w:cs="Times New Roman"/>
           <w:sz w:val="28"/>
           <w:szCs w:val="28"/>
+          <w:lang w:val="en-US"/>
         </w:rPr>
         <w:t xml:space="preserve">: </w:t>
       </w:r>
@@ -14316,13 +14444,20 @@
     </w:p>
     <w:p>
       <w:pPr>
-        <w:spacing w:after="0" w:line="240" w:lineRule="auto"/>
-        <w:rPr>
-          <w:rFonts w:ascii="Times New Roman" w:hAnsi="Times New Roman" w:cs="Times New Roman"/>
-          <w:sz w:val="28"/>
-          <w:szCs w:val="28"/>
-        </w:rPr>
-      </w:pPr>
+        <w:rPr>
+          <w:rFonts w:ascii="Times New Roman" w:hAnsi="Times New Roman" w:cs="Times New Roman"/>
+          <w:sz w:val="28"/>
+          <w:szCs w:val="28"/>
+        </w:rPr>
+      </w:pPr>
+      <w:r>
+        <w:rPr>
+          <w:rFonts w:ascii="Times New Roman" w:hAnsi="Times New Roman" w:cs="Times New Roman"/>
+          <w:sz w:val="28"/>
+          <w:szCs w:val="28"/>
+        </w:rPr>
+        <w:br w:type="page"/>
+      </w:r>
     </w:p>
     <w:p>
       <w:pPr>
@@ -14345,6 +14480,7 @@
           <w:szCs w:val="28"/>
           <w:lang w:val="en-US"/>
         </w:rPr>
+        <w:lastRenderedPageBreak/>
         <w:t xml:space="preserve">3.10 </w:t>
       </w:r>
       <w:r>
@@ -14423,7 +14559,6 @@
           <w:sz w:val="28"/>
           <w:szCs w:val="28"/>
         </w:rPr>
-        <w:lastRenderedPageBreak/>
         <w:t>Д</w:t>
       </w:r>
       <w:r>
@@ -14596,16 +14731,9 @@
           <w:rFonts w:ascii="Times New Roman" w:eastAsia="Calibri" w:hAnsi="Times New Roman" w:cs="Times New Roman"/>
           <w:sz w:val="28"/>
           <w:szCs w:val="28"/>
-        </w:rPr>
-      </w:pPr>
-      <w:r>
-        <w:rPr>
-          <w:rFonts w:ascii="Times New Roman" w:eastAsia="Calibri" w:hAnsi="Times New Roman" w:cs="Times New Roman"/>
-          <w:sz w:val="28"/>
-          <w:szCs w:val="28"/>
-        </w:rPr>
-        <w:br w:type="page"/>
-      </w:r>
+          <w:lang w:val="en-US"/>
+        </w:rPr>
+      </w:pPr>
     </w:p>
     <w:p>
       <w:pPr>
@@ -14625,7 +14753,6 @@
           <w:b/>
           <w:bCs/>
         </w:rPr>
-        <w:lastRenderedPageBreak/>
         <w:t>Описание деятельности выполняемой на базе практики в рабочем коллективе по решению текущих задач</w:t>
       </w:r>
       <w:bookmarkEnd w:id="5"/>
@@ -14671,16 +14798,20 @@
     </w:p>
     <w:p>
       <w:pPr>
-        <w:tabs>
-          <w:tab w:val="left" w:pos="936"/>
-        </w:tabs>
-        <w:spacing w:after="0"/>
-        <w:rPr>
-          <w:rFonts w:ascii="Times New Roman" w:hAnsi="Times New Roman" w:cs="Times New Roman"/>
-          <w:sz w:val="28"/>
-          <w:szCs w:val="28"/>
-        </w:rPr>
-      </w:pPr>
+        <w:rPr>
+          <w:rFonts w:ascii="Times New Roman" w:hAnsi="Times New Roman" w:cs="Times New Roman"/>
+          <w:sz w:val="28"/>
+          <w:szCs w:val="28"/>
+        </w:rPr>
+      </w:pPr>
+      <w:r>
+        <w:rPr>
+          <w:rFonts w:ascii="Times New Roman" w:hAnsi="Times New Roman" w:cs="Times New Roman"/>
+          <w:sz w:val="28"/>
+          <w:szCs w:val="28"/>
+        </w:rPr>
+        <w:br w:type="page"/>
+      </w:r>
     </w:p>
     <w:p>
       <w:pPr>
@@ -14699,6 +14830,7 @@
           <w:b/>
           <w:bCs/>
         </w:rPr>
+        <w:lastRenderedPageBreak/>
         <w:t>Описание проекта выполненного по заданию руководителя практики от профильной организации</w:t>
       </w:r>
       <w:bookmarkEnd w:id="6"/>
@@ -15212,7 +15344,6 @@
           <w:sz w:val="28"/>
           <w:szCs w:val="28"/>
         </w:rPr>
-        <w:lastRenderedPageBreak/>
         <w:t>Тестирование кода.</w:t>
       </w:r>
     </w:p>
@@ -15820,24 +15951,6 @@
         </w:rPr>
         <w:t>Преобразование презентации в формат PDF</w:t>
       </w:r>
-    </w:p>
-    <w:p>
-      <w:pPr>
-        <w:rPr>
-          <w:rFonts w:ascii="Times New Roman" w:hAnsi="Times New Roman" w:cs="Times New Roman"/>
-          <w:sz w:val="28"/>
-          <w:szCs w:val="28"/>
-        </w:rPr>
-      </w:pPr>
-    </w:p>
-    <w:p>
-      <w:pPr>
-        <w:rPr>
-          <w:rFonts w:ascii="Times New Roman" w:hAnsi="Times New Roman" w:cs="Times New Roman"/>
-          <w:sz w:val="28"/>
-          <w:szCs w:val="28"/>
-        </w:rPr>
-      </w:pPr>
     </w:p>
     <w:sectPr>
       <w:headerReference w:type="default" r:id="rId16"/>
